--- a/Fase 2/Manuales/SIGMA_Manual_EP19_Suscripción_y_modelo_comercial.docx
+++ b/Fase 2/Manuales/SIGMA_Manual_EP19_Suscripción_y_modelo_comercial.docx
@@ -505,13 +505,14 @@
         </w:tblBorders>
       </w:tblPr>
       <w:tblGrid>
-        <w:gridCol w:w="4873"/>
-        <w:gridCol w:w="4873"/>
+        <w:gridCol w:w="3249"/>
+        <w:gridCol w:w="3249"/>
+        <w:gridCol w:w="3249"/>
       </w:tblGrid>
       <w:tr>
         <w:tc>
           <w:tcPr>
-            <w:tcW w:type="dxa" w:w="3402"/>
+            <w:tcW w:type="dxa" w:w="2551"/>
             <w:shd w:val="clear" w:color="auto" w:fill="E8E5F7"/>
           </w:tcPr>
           <w:p>
@@ -527,7 +528,7 @@
         </w:tc>
         <w:tc>
           <w:tcPr>
-            <w:tcW w:type="dxa" w:w="6236"/>
+            <w:tcW w:type="dxa" w:w="3969"/>
             <w:shd w:val="clear" w:color="auto" w:fill="E8E5F7"/>
           </w:tcPr>
           <w:p>
@@ -537,7 +538,23 @@
                 <w:b/>
                 <w:sz w:val="19"/>
               </w:rPr>
-              <w:t>Ruta</w:t>
+              <w:t>Ruta en el menú</w:t>
+            </w:r>
+          </w:p>
+        </w:tc>
+        <w:tc>
+          <w:tcPr>
+            <w:tcW w:type="dxa" w:w="3118"/>
+            <w:shd w:val="clear" w:color="auto" w:fill="E8E5F7"/>
+          </w:tcPr>
+          <w:p>
+            <w:r/>
+            <w:r>
+              <w:rPr>
+                <w:b/>
+                <w:sz w:val="19"/>
+              </w:rPr>
+              <w:t>Pestañas que tiene</w:t>
             </w:r>
           </w:p>
         </w:tc>
@@ -545,7 +562,7 @@
       <w:tr>
         <w:tc>
           <w:tcPr>
-            <w:tcW w:type="dxa" w:w="3402"/>
+            <w:tcW w:type="dxa" w:w="2551"/>
           </w:tcPr>
           <w:p>
             <w:r/>
@@ -559,7 +576,7 @@
         </w:tc>
         <w:tc>
           <w:tcPr>
-            <w:tcW w:type="dxa" w:w="6236"/>
+            <w:tcW w:type="dxa" w:w="3969"/>
           </w:tcPr>
           <w:p>
             <w:r/>
@@ -571,11 +588,25 @@
             </w:r>
           </w:p>
         </w:tc>
+        <w:tc>
+          <w:tcPr>
+            <w:tcW w:type="dxa" w:w="3118"/>
+          </w:tcPr>
+          <w:p>
+            <w:r/>
+            <w:r>
+              <w:rPr>
+                <w:sz w:val="19"/>
+              </w:rPr>
+              <w:t>—</w:t>
+            </w:r>
+          </w:p>
+        </w:tc>
       </w:tr>
       <w:tr>
         <w:tc>
           <w:tcPr>
-            <w:tcW w:type="dxa" w:w="3402"/>
+            <w:tcW w:type="dxa" w:w="2551"/>
           </w:tcPr>
           <w:p>
             <w:r/>
@@ -589,7 +620,7 @@
         </w:tc>
         <w:tc>
           <w:tcPr>
-            <w:tcW w:type="dxa" w:w="6236"/>
+            <w:tcW w:type="dxa" w:w="3969"/>
           </w:tcPr>
           <w:p>
             <w:r/>
@@ -601,11 +632,25 @@
             </w:r>
           </w:p>
         </w:tc>
+        <w:tc>
+          <w:tcPr>
+            <w:tcW w:type="dxa" w:w="3118"/>
+          </w:tcPr>
+          <w:p>
+            <w:r/>
+            <w:r>
+              <w:rPr>
+                <w:sz w:val="19"/>
+              </w:rPr>
+              <w:t>—</w:t>
+            </w:r>
+          </w:p>
+        </w:tc>
       </w:tr>
       <w:tr>
         <w:tc>
           <w:tcPr>
-            <w:tcW w:type="dxa" w:w="3402"/>
+            <w:tcW w:type="dxa" w:w="2551"/>
           </w:tcPr>
           <w:p>
             <w:r/>
@@ -619,7 +664,7 @@
         </w:tc>
         <w:tc>
           <w:tcPr>
-            <w:tcW w:type="dxa" w:w="6236"/>
+            <w:tcW w:type="dxa" w:w="3969"/>
           </w:tcPr>
           <w:p>
             <w:r/>
@@ -631,11 +676,25 @@
             </w:r>
           </w:p>
         </w:tc>
+        <w:tc>
+          <w:tcPr>
+            <w:tcW w:type="dxa" w:w="3118"/>
+          </w:tcPr>
+          <w:p>
+            <w:r/>
+            <w:r>
+              <w:rPr>
+                <w:sz w:val="19"/>
+              </w:rPr>
+              <w:t>—</w:t>
+            </w:r>
+          </w:p>
+        </w:tc>
       </w:tr>
       <w:tr>
         <w:tc>
           <w:tcPr>
-            <w:tcW w:type="dxa" w:w="3402"/>
+            <w:tcW w:type="dxa" w:w="2551"/>
           </w:tcPr>
           <w:p>
             <w:r/>
@@ -649,7 +708,7 @@
         </w:tc>
         <w:tc>
           <w:tcPr>
-            <w:tcW w:type="dxa" w:w="6236"/>
+            <w:tcW w:type="dxa" w:w="3969"/>
           </w:tcPr>
           <w:p>
             <w:r/>
@@ -658,6 +717,20 @@
                 <w:sz w:val="19"/>
               </w:rPr>
               <w:t>Comercial › Pagos</w:t>
+            </w:r>
+          </w:p>
+        </w:tc>
+        <w:tc>
+          <w:tcPr>
+            <w:tcW w:type="dxa" w:w="3118"/>
+          </w:tcPr>
+          <w:p>
+            <w:r/>
+            <w:r>
+              <w:rPr>
+                <w:sz w:val="19"/>
+              </w:rPr>
+              <w:t>—</w:t>
             </w:r>
           </w:p>
         </w:tc>
@@ -697,13 +770,14 @@
         </w:tblBorders>
       </w:tblPr>
       <w:tblGrid>
-        <w:gridCol w:w="4873"/>
-        <w:gridCol w:w="4873"/>
+        <w:gridCol w:w="3249"/>
+        <w:gridCol w:w="3249"/>
+        <w:gridCol w:w="3249"/>
       </w:tblGrid>
       <w:tr>
         <w:tc>
           <w:tcPr>
-            <w:tcW w:type="dxa" w:w="3402"/>
+            <w:tcW w:type="dxa" w:w="2551"/>
             <w:shd w:val="clear" w:color="auto" w:fill="E8E5F7"/>
           </w:tcPr>
           <w:p>
@@ -719,7 +793,7 @@
         </w:tc>
         <w:tc>
           <w:tcPr>
-            <w:tcW w:type="dxa" w:w="6236"/>
+            <w:tcW w:type="dxa" w:w="3969"/>
             <w:shd w:val="clear" w:color="auto" w:fill="E8E5F7"/>
           </w:tcPr>
           <w:p>
@@ -733,11 +807,27 @@
             </w:r>
           </w:p>
         </w:tc>
+        <w:tc>
+          <w:tcPr>
+            <w:tcW w:type="dxa" w:w="3118"/>
+            <w:shd w:val="clear" w:color="auto" w:fill="E8E5F7"/>
+          </w:tcPr>
+          <w:p>
+            <w:r/>
+            <w:r>
+              <w:rPr>
+                <w:b/>
+                <w:sz w:val="18"/>
+              </w:rPr>
+              <w:t>Pestañas que tiene</w:t>
+            </w:r>
+          </w:p>
+        </w:tc>
       </w:tr>
       <w:tr>
         <w:tc>
           <w:tcPr>
-            <w:tcW w:type="dxa" w:w="3402"/>
+            <w:tcW w:type="dxa" w:w="2551"/>
           </w:tcPr>
           <w:p>
             <w:r/>
@@ -751,7 +841,7 @@
         </w:tc>
         <w:tc>
           <w:tcPr>
-            <w:tcW w:type="dxa" w:w="6236"/>
+            <w:tcW w:type="dxa" w:w="3969"/>
           </w:tcPr>
           <w:p>
             <w:r/>
@@ -763,11 +853,25 @@
             </w:r>
           </w:p>
         </w:tc>
+        <w:tc>
+          <w:tcPr>
+            <w:tcW w:type="dxa" w:w="3118"/>
+          </w:tcPr>
+          <w:p>
+            <w:r/>
+            <w:r>
+              <w:rPr>
+                <w:sz w:val="18"/>
+              </w:rPr>
+              <w:t>—</w:t>
+            </w:r>
+          </w:p>
+        </w:tc>
       </w:tr>
       <w:tr>
         <w:tc>
           <w:tcPr>
-            <w:tcW w:type="dxa" w:w="3402"/>
+            <w:tcW w:type="dxa" w:w="2551"/>
           </w:tcPr>
           <w:p>
             <w:r/>
@@ -781,7 +885,7 @@
         </w:tc>
         <w:tc>
           <w:tcPr>
-            <w:tcW w:type="dxa" w:w="6236"/>
+            <w:tcW w:type="dxa" w:w="3969"/>
           </w:tcPr>
           <w:p>
             <w:r/>
@@ -793,11 +897,25 @@
             </w:r>
           </w:p>
         </w:tc>
+        <w:tc>
+          <w:tcPr>
+            <w:tcW w:type="dxa" w:w="3118"/>
+          </w:tcPr>
+          <w:p>
+            <w:r/>
+            <w:r>
+              <w:rPr>
+                <w:sz w:val="18"/>
+              </w:rPr>
+              <w:t>—</w:t>
+            </w:r>
+          </w:p>
+        </w:tc>
       </w:tr>
       <w:tr>
         <w:tc>
           <w:tcPr>
-            <w:tcW w:type="dxa" w:w="3402"/>
+            <w:tcW w:type="dxa" w:w="2551"/>
           </w:tcPr>
           <w:p>
             <w:r/>
@@ -811,7 +929,7 @@
         </w:tc>
         <w:tc>
           <w:tcPr>
-            <w:tcW w:type="dxa" w:w="6236"/>
+            <w:tcW w:type="dxa" w:w="3969"/>
           </w:tcPr>
           <w:p>
             <w:r/>
@@ -823,11 +941,25 @@
             </w:r>
           </w:p>
         </w:tc>
+        <w:tc>
+          <w:tcPr>
+            <w:tcW w:type="dxa" w:w="3118"/>
+          </w:tcPr>
+          <w:p>
+            <w:r/>
+            <w:r>
+              <w:rPr>
+                <w:sz w:val="18"/>
+              </w:rPr>
+              <w:t>—</w:t>
+            </w:r>
+          </w:p>
+        </w:tc>
       </w:tr>
       <w:tr>
         <w:tc>
           <w:tcPr>
-            <w:tcW w:type="dxa" w:w="3402"/>
+            <w:tcW w:type="dxa" w:w="2551"/>
           </w:tcPr>
           <w:p>
             <w:r/>
@@ -841,7 +973,7 @@
         </w:tc>
         <w:tc>
           <w:tcPr>
-            <w:tcW w:type="dxa" w:w="6236"/>
+            <w:tcW w:type="dxa" w:w="3969"/>
           </w:tcPr>
           <w:p>
             <w:r/>
@@ -853,11 +985,25 @@
             </w:r>
           </w:p>
         </w:tc>
+        <w:tc>
+          <w:tcPr>
+            <w:tcW w:type="dxa" w:w="3118"/>
+          </w:tcPr>
+          <w:p>
+            <w:r/>
+            <w:r>
+              <w:rPr>
+                <w:sz w:val="18"/>
+              </w:rPr>
+              <w:t>—</w:t>
+            </w:r>
+          </w:p>
+        </w:tc>
       </w:tr>
       <w:tr>
         <w:tc>
           <w:tcPr>
-            <w:tcW w:type="dxa" w:w="3402"/>
+            <w:tcW w:type="dxa" w:w="2551"/>
           </w:tcPr>
           <w:p>
             <w:r/>
@@ -871,7 +1017,7 @@
         </w:tc>
         <w:tc>
           <w:tcPr>
-            <w:tcW w:type="dxa" w:w="6236"/>
+            <w:tcW w:type="dxa" w:w="3969"/>
           </w:tcPr>
           <w:p>
             <w:r/>
@@ -880,6 +1026,20 @@
                 <w:sz w:val="18"/>
               </w:rPr>
               <w:t>Comercial › Mi suscripcion</w:t>
+            </w:r>
+          </w:p>
+        </w:tc>
+        <w:tc>
+          <w:tcPr>
+            <w:tcW w:type="dxa" w:w="3118"/>
+          </w:tcPr>
+          <w:p>
+            <w:r/>
+            <w:r>
+              <w:rPr>
+                <w:sz w:val="18"/>
+              </w:rPr>
+              <w:t>—</w:t>
             </w:r>
           </w:p>
         </w:tc>

--- a/Fase 2/Manuales/SIGMA_Manual_EP19_Suscripción_y_modelo_comercial.docx
+++ b/Fase 2/Manuales/SIGMA_Manual_EP19_Suscripción_y_modelo_comercial.docx
@@ -152,7 +152,7 @@
               <w:rPr>
                 <w:sz w:val="20"/>
               </w:rPr>
-              <w:t>4 visibles en el menú y 5 que se abren desde otra pantalla</w:t>
+              <w:t>3 en el menú y 4 que se abren desde ellas</w:t>
             </w:r>
           </w:p>
         </w:tc>
@@ -216,7 +216,7 @@
               <w:rPr>
                 <w:sz w:val="20"/>
               </w:rPr>
-              <w:t>1.0 · 01-10-2026</w:t>
+              <w:t>1.1 · 02-10-2026</w:t>
             </w:r>
           </w:p>
         </w:tc>
@@ -487,7 +487,7 @@
           <w:i w:val="0"/>
           <w:sz w:val="22"/>
         </w:rPr>
-        <w:t>Desde el menú lateral:</w:t>
+        <w:t>Estas son las pantallas que usa el módulo, con la ruta exacta del menú lateral:</w:t>
       </w:r>
     </w:p>
     <w:tbl>
@@ -658,50 +658,6 @@
               <w:rPr>
                 <w:sz w:val="19"/>
               </w:rPr>
-              <w:t>Períodos</w:t>
-            </w:r>
-          </w:p>
-        </w:tc>
-        <w:tc>
-          <w:tcPr>
-            <w:tcW w:type="dxa" w:w="3969"/>
-          </w:tcPr>
-          <w:p>
-            <w:r/>
-            <w:r>
-              <w:rPr>
-                <w:sz w:val="19"/>
-              </w:rPr>
-              <w:t>Comercial › Períodos</w:t>
-            </w:r>
-          </w:p>
-        </w:tc>
-        <w:tc>
-          <w:tcPr>
-            <w:tcW w:type="dxa" w:w="3118"/>
-          </w:tcPr>
-          <w:p>
-            <w:r/>
-            <w:r>
-              <w:rPr>
-                <w:sz w:val="19"/>
-              </w:rPr>
-              <w:t>—</w:t>
-            </w:r>
-          </w:p>
-        </w:tc>
-      </w:tr>
-      <w:tr>
-        <w:tc>
-          <w:tcPr>
-            <w:tcW w:type="dxa" w:w="2551"/>
-          </w:tcPr>
-          <w:p>
-            <w:r/>
-            <w:r>
-              <w:rPr>
-                <w:sz w:val="19"/>
-              </w:rPr>
               <w:t>Pagos</w:t>
             </w:r>
           </w:p>
@@ -835,7 +791,7 @@
               <w:rPr>
                 <w:sz w:val="18"/>
               </w:rPr>
-              <w:t>Suscripción (detalle)</w:t>
+              <w:t>Mi suscripcion</w:t>
             </w:r>
           </w:p>
         </w:tc>
@@ -849,7 +805,7 @@
               <w:rPr>
                 <w:sz w:val="18"/>
               </w:rPr>
-              <w:t>Comercial › Suscripción (detalle)</w:t>
+              <w:t>Comercial › Mi suscripcion</w:t>
             </w:r>
           </w:p>
         </w:tc>
@@ -879,7 +835,7 @@
               <w:rPr>
                 <w:sz w:val="18"/>
               </w:rPr>
-              <w:t>Período (detalle)</w:t>
+              <w:t>Plan (detalle)</w:t>
             </w:r>
           </w:p>
         </w:tc>
@@ -893,7 +849,7 @@
               <w:rPr>
                 <w:sz w:val="18"/>
               </w:rPr>
-              <w:t>Comercial › Período (detalle)</w:t>
+              <w:t>Comercial › Plan (detalle)</w:t>
             </w:r>
           </w:p>
         </w:tc>
@@ -967,7 +923,7 @@
               <w:rPr>
                 <w:sz w:val="18"/>
               </w:rPr>
-              <w:t>Plan (detalle)</w:t>
+              <w:t>Suscripción (detalle)</w:t>
             </w:r>
           </w:p>
         </w:tc>
@@ -981,51 +937,7 @@
               <w:rPr>
                 <w:sz w:val="18"/>
               </w:rPr>
-              <w:t>Comercial › Plan (detalle)</w:t>
-            </w:r>
-          </w:p>
-        </w:tc>
-        <w:tc>
-          <w:tcPr>
-            <w:tcW w:type="dxa" w:w="3118"/>
-          </w:tcPr>
-          <w:p>
-            <w:r/>
-            <w:r>
-              <w:rPr>
-                <w:sz w:val="18"/>
-              </w:rPr>
-              <w:t>—</w:t>
-            </w:r>
-          </w:p>
-        </w:tc>
-      </w:tr>
-      <w:tr>
-        <w:tc>
-          <w:tcPr>
-            <w:tcW w:type="dxa" w:w="2551"/>
-          </w:tcPr>
-          <w:p>
-            <w:r/>
-            <w:r>
-              <w:rPr>
-                <w:sz w:val="18"/>
-              </w:rPr>
-              <w:t>Mi suscripcion</w:t>
-            </w:r>
-          </w:p>
-        </w:tc>
-        <w:tc>
-          <w:tcPr>
-            <w:tcW w:type="dxa" w:w="3969"/>
-          </w:tcPr>
-          <w:p>
-            <w:r/>
-            <w:r>
-              <w:rPr>
-                <w:sz w:val="18"/>
-              </w:rPr>
-              <w:t>Comercial › Mi suscripcion</w:t>
+              <w:t>Comercial › Suscripción (detalle)</w:t>
             </w:r>
           </w:p>
         </w:tc>
@@ -1095,6 +1007,20 @@
     </w:p>
     <w:p>
       <w:pPr>
+        <w:spacing w:after="120"/>
+      </w:pPr>
+      <w:r>
+        <w:rPr>
+          <w:b w:val="0"/>
+          <w:i w:val="0"/>
+          <w:color w:val="555555"/>
+          <w:sz w:val="20"/>
+        </w:rPr>
+        <w:t>La pantalla aparece sola cuando la suscripcion vence, y no deja pasar a ninguna otra.</w:t>
+      </w:r>
+    </w:p>
+    <w:p>
+      <w:pPr>
         <w:spacing w:after="40"/>
       </w:pPr>
       <w:r>
@@ -1109,7 +1035,7 @@
         <w:rPr>
           <w:sz w:val="21"/>
         </w:rPr>
-        <w:t>Entre a Planes.</w:t>
+        <w:t>Entre a Mi suscripcion.</w:t>
       </w:r>
     </w:p>
     <w:p>
@@ -1122,7 +1048,7 @@
           <w:color w:val="555555"/>
           <w:sz w:val="19"/>
         </w:rPr>
-        <w:t>Menú: Comercial › Planes</w:t>
+        <w:t>Menú: Comercial › Mi suscripcion</w:t>
       </w:r>
     </w:p>
     <w:p>
@@ -1141,7 +1067,20 @@
         <w:rPr>
           <w:sz w:val="21"/>
         </w:rPr>
-        <w:t>Ejecute la acción desde la pantalla.</w:t>
+        <w:t>Complete la operación con los botones de Mi suscripcion.</w:t>
+      </w:r>
+    </w:p>
+    <w:p>
+      <w:pPr>
+        <w:spacing w:after="120"/>
+        <w:ind w:left="680"/>
+      </w:pPr>
+      <w:r>
+        <w:rPr>
+          <w:color w:val="555555"/>
+          <w:sz w:val="19"/>
+        </w:rPr>
+        <w:t>Esta operación no declara campos de entrada: se resuelve con las acciones de la propia pantalla.</w:t>
       </w:r>
     </w:p>
     <w:p>
@@ -1465,7 +1404,7 @@
         <w:rPr>
           <w:sz w:val="21"/>
         </w:rPr>
-        <w:t>Entre a Planes.</w:t>
+        <w:t>Entre a Mi suscripcion.</w:t>
       </w:r>
     </w:p>
     <w:p>
@@ -1478,7 +1417,7 @@
           <w:color w:val="555555"/>
           <w:sz w:val="19"/>
         </w:rPr>
-        <w:t>Menú: Comercial › Planes</w:t>
+        <w:t>Menú: Comercial › Mi suscripcion</w:t>
       </w:r>
     </w:p>
     <w:p>
@@ -1497,7 +1436,7 @@
         <w:rPr>
           <w:sz w:val="21"/>
         </w:rPr>
-        <w:t>Abra el formulario y complete los datos.</w:t>
+        <w:t>Complete los datos.</w:t>
       </w:r>
     </w:p>
     <w:p>
@@ -1510,7 +1449,7 @@
           <w:color w:val="555555"/>
           <w:sz w:val="19"/>
         </w:rPr>
-        <w:t>Hay 6 campos; 5 son obligatorios.</w:t>
+        <w:t>Son 6 campos; 5 obligatorios.</w:t>
       </w:r>
     </w:p>
     <w:tbl>
@@ -2237,7 +2176,26 @@
         <w:rPr>
           <w:sz w:val="21"/>
         </w:rPr>
-        <w:t>Abra el formulario y complete los datos.</w:t>
+        <w:t>Desde el listado, pulse «Nuevo» para crear, o elija la fila que quiere modificar. Se abre Plan (detalle).</w:t>
+      </w:r>
+    </w:p>
+    <w:p>
+      <w:pPr>
+        <w:spacing w:after="40"/>
+      </w:pPr>
+      <w:r>
+        <w:rPr>
+          <w:b/>
+          <w:color w:val="4F46E5"/>
+          <w:sz w:val="21"/>
+        </w:rPr>
+        <w:t xml:space="preserve">Paso 3. </w:t>
+      </w:r>
+      <w:r>
+        <w:rPr>
+          <w:sz w:val="21"/>
+        </w:rPr>
+        <w:t>Complete los datos.</w:t>
       </w:r>
     </w:p>
     <w:p>
@@ -2250,7 +2208,7 @@
           <w:color w:val="555555"/>
           <w:sz w:val="19"/>
         </w:rPr>
-        <w:t>Hay 6 campos; 6 son obligatorios.</w:t>
+        <w:t>Son 6 campos; 6 obligatorios.</w:t>
       </w:r>
     </w:p>
     <w:tbl>
@@ -2703,7 +2661,7 @@
           <w:color w:val="4F46E5"/>
           <w:sz w:val="21"/>
         </w:rPr>
-        <w:t xml:space="preserve">Paso 3. </w:t>
+        <w:t xml:space="preserve">Paso 4. </w:t>
       </w:r>
       <w:r>
         <w:rPr>
@@ -2722,7 +2680,7 @@
           <w:color w:val="4F46E5"/>
           <w:sz w:val="21"/>
         </w:rPr>
-        <w:t xml:space="preserve">Paso 4. </w:t>
+        <w:t xml:space="preserve">Paso 5. </w:t>
       </w:r>
       <w:r>
         <w:rPr>
@@ -2989,7 +2947,7 @@
         <w:rPr>
           <w:sz w:val="21"/>
         </w:rPr>
-        <w:t>Entre a Planes.</w:t>
+        <w:t>Entre a Pagos.</w:t>
       </w:r>
     </w:p>
     <w:p>
@@ -3002,7 +2960,7 @@
           <w:color w:val="555555"/>
           <w:sz w:val="19"/>
         </w:rPr>
-        <w:t>Menú: Comercial › Planes</w:t>
+        <w:t>Menú: Comercial › Pagos</w:t>
       </w:r>
     </w:p>
     <w:p>
@@ -3021,7 +2979,26 @@
         <w:rPr>
           <w:sz w:val="21"/>
         </w:rPr>
-        <w:t>Abra el formulario y complete los datos.</w:t>
+        <w:t>Desde el listado, pulse «Nuevo» para crear, o elija la fila que quiere modificar. Se abre Pago (detalle).</w:t>
+      </w:r>
+    </w:p>
+    <w:p>
+      <w:pPr>
+        <w:spacing w:after="40"/>
+      </w:pPr>
+      <w:r>
+        <w:rPr>
+          <w:b/>
+          <w:color w:val="4F46E5"/>
+          <w:sz w:val="21"/>
+        </w:rPr>
+        <w:t xml:space="preserve">Paso 3. </w:t>
+      </w:r>
+      <w:r>
+        <w:rPr>
+          <w:sz w:val="21"/>
+        </w:rPr>
+        <w:t>Complete los datos.</w:t>
       </w:r>
     </w:p>
     <w:p>
@@ -3034,7 +3011,7 @@
           <w:color w:val="555555"/>
           <w:sz w:val="19"/>
         </w:rPr>
-        <w:t>Hay 6 campos; 4 son obligatorios.</w:t>
+        <w:t>Son 6 campos; 4 obligatorios.</w:t>
       </w:r>
     </w:p>
     <w:tbl>
@@ -3487,7 +3464,7 @@
           <w:color w:val="4F46E5"/>
           <w:sz w:val="21"/>
         </w:rPr>
-        <w:t xml:space="preserve">Paso 3. </w:t>
+        <w:t xml:space="preserve">Paso 4. </w:t>
       </w:r>
       <w:r>
         <w:rPr>
@@ -3506,7 +3483,7 @@
           <w:color w:val="4F46E5"/>
           <w:sz w:val="21"/>
         </w:rPr>
-        <w:t xml:space="preserve">Paso 4. </w:t>
+        <w:t xml:space="preserve">Paso 5. </w:t>
       </w:r>
       <w:r>
         <w:rPr>
@@ -3773,7 +3750,7 @@
         <w:rPr>
           <w:sz w:val="21"/>
         </w:rPr>
-        <w:t>Entre a Planes.</w:t>
+        <w:t>Entre a Suscripción.</w:t>
       </w:r>
     </w:p>
     <w:p>
@@ -3786,7 +3763,7 @@
           <w:color w:val="555555"/>
           <w:sz w:val="19"/>
         </w:rPr>
-        <w:t>Menú: Comercial › Planes</w:t>
+        <w:t>Menú: Comercial › Suscripción</w:t>
       </w:r>
     </w:p>
     <w:p>
@@ -3805,7 +3782,7 @@
         <w:rPr>
           <w:sz w:val="21"/>
         </w:rPr>
-        <w:t>Ejecute la acción desde la pantalla.</w:t>
+        <w:t>Desde el listado, elija la fila que quiere consultar. Se abre Suscripción (detalle).</w:t>
       </w:r>
     </w:p>
     <w:p>
@@ -3819,6 +3796,38 @@
           <w:sz w:val="21"/>
         </w:rPr>
         <w:t xml:space="preserve">Paso 3. </w:t>
+      </w:r>
+      <w:r>
+        <w:rPr>
+          <w:sz w:val="21"/>
+        </w:rPr>
+        <w:t>Revise la información que muestra Suscripción (detalle).</w:t>
+      </w:r>
+    </w:p>
+    <w:p>
+      <w:pPr>
+        <w:spacing w:after="120"/>
+        <w:ind w:left="680"/>
+      </w:pPr>
+      <w:r>
+        <w:rPr>
+          <w:color w:val="555555"/>
+          <w:sz w:val="19"/>
+        </w:rPr>
+        <w:t>Es una consulta: no hay nada que llenar ni que guardar.</w:t>
+      </w:r>
+    </w:p>
+    <w:p>
+      <w:pPr>
+        <w:spacing w:after="40"/>
+      </w:pPr>
+      <w:r>
+        <w:rPr>
+          <w:b/>
+          <w:color w:val="4F46E5"/>
+          <w:sz w:val="21"/>
+        </w:rPr>
+        <w:t xml:space="preserve">Paso 4. </w:t>
       </w:r>
       <w:r>
         <w:rPr>
@@ -4588,7 +4597,7 @@
           <w:color w:val="555555"/>
           <w:sz w:val="18"/>
         </w:rPr>
-        <w:t>Generado desde el Product Backlog (historias, campos de entrada y criterios de aceptación) y desde la tabla Menus de la base. Para actualizarlo: python _scratch/gen_manual_modulo.py</w:t>
+        <w:t>Generado desde el Product Backlog (historias, campos de entrada y criterios de aceptación), desde la tabla Menus de la base y desde las pestañas leídas de los .aspx. Para actualizarlo: python _scratch/gen_manual_modulo.py</w:t>
       </w:r>
     </w:p>
     <w:sectPr>
